--- a/8-资源管理/流程制度规范类文件/080104-服务知识管理制度.docx
+++ b/8-资源管理/流程制度规范类文件/080104-服务知识管理制度.docx
@@ -208,6 +208,12 @@
             <w:insideH w:val="none" w:color="auto" w:sz="0" w:space="0"/>
             <w:insideV w:val="none" w:color="auto" w:sz="0" w:space="0"/>
           </w:tblBorders>
+          <w:tblCellMar>
+            <w:top w:w="0" w:type="dxa"/>
+            <w:left w:w="108" w:type="dxa"/>
+            <w:bottom w:w="0" w:type="dxa"/>
+            <w:right w:w="108" w:type="dxa"/>
+          </w:tblCellMar>
         </w:tblPrEx>
         <w:trPr>
           <w:trHeight w:val="810" w:hRule="atLeast"/>
@@ -3238,7 +3244,7 @@
           <w:rFonts w:hint="eastAsia"/>
           <w:lang w:val="en-US" w:eastAsia="zh-CN"/>
         </w:rPr>
-        <w:t>特制定此制度</w:t>
+        <w:t>特制定此制度。</w:t>
       </w:r>
     </w:p>
     <w:p>
@@ -5616,8 +5622,6 @@
         </w:rPr>
         <w:t>运维项目经理</w:t>
       </w:r>
-      <w:bookmarkStart w:id="28" w:name="_GoBack"/>
-      <w:bookmarkEnd w:id="28"/>
       <w:r>
         <w:t>处理，以回答/解决该问题。</w:t>
       </w:r>
@@ -5715,7 +5719,7 @@
     <w:tbl>
       <w:tblPr>
         <w:tblStyle w:val="21"/>
-        <w:tblW w:w="0" w:type="auto"/>
+        <w:tblW w:w="8689" w:type="dxa"/>
         <w:tblInd w:w="0" w:type="dxa"/>
         <w:tblBorders>
           <w:top w:val="single" w:color="auto" w:sz="4" w:space="0"/>
@@ -5735,7 +5739,7 @@
       </w:tblPr>
       <w:tblGrid>
         <w:gridCol w:w="1964"/>
-        <w:gridCol w:w="2583"/>
+        <w:gridCol w:w="3789"/>
         <w:gridCol w:w="1353"/>
         <w:gridCol w:w="1583"/>
       </w:tblGrid>
@@ -5787,7 +5791,7 @@
         </w:tc>
         <w:tc>
           <w:tcPr>
-            <w:tcW w:w="2583" w:type="dxa"/>
+            <w:tcW w:w="3789" w:type="dxa"/>
           </w:tcPr>
           <w:p>
             <w:pPr>
@@ -5932,7 +5936,7 @@
         </w:tc>
         <w:tc>
           <w:tcPr>
-            <w:tcW w:w="2583" w:type="dxa"/>
+            <w:tcW w:w="3789" w:type="dxa"/>
           </w:tcPr>
           <w:p>
             <w:pPr>
@@ -6059,8 +6063,8 @@
       </w:pPr>
       <w:bookmarkStart w:id="22" w:name="bookmark3"/>
       <w:bookmarkEnd w:id="22"/>
-      <w:bookmarkStart w:id="23" w:name="_Toc17424"/>
-      <w:bookmarkStart w:id="24" w:name="_Toc5790"/>
+      <w:bookmarkStart w:id="23" w:name="_Toc5790"/>
+      <w:bookmarkStart w:id="24" w:name="_Toc17424"/>
       <w:r>
         <w:rPr>
           <w:rStyle w:val="38"/>
@@ -6269,6 +6273,8 @@
         </w:rPr>
         <w:t>无。</w:t>
       </w:r>
+      <w:bookmarkStart w:id="28" w:name="_GoBack"/>
+      <w:bookmarkEnd w:id="28"/>
     </w:p>
     <w:sectPr>
       <w:headerReference r:id="rId5" w:type="default"/>
